--- a/03_Outputs/final scripts/fr/Module 8/8.3.0-fr.docx
+++ b/03_Outputs/final scripts/fr/Module 8/8.3.0-fr.docx
@@ -9,12 +9,12 @@
     </w:p>
     <w:p>
       <w:r>
-        <w:t xml:space="preserve">Le rôle des politiques est crucial. Des mécanismes efficaces tels que les engagements climatiques nationaux, la tarification du carbone et la suppression progressive des subventions aux combustibles fossiles sont indispensables pour accélérer le déploiement. Par exemple, les pays qui mettent en œuvre des tarifs de rachat ou des normes de portefeuille renouvelable ont constaté des augmentations considérables de la capacité en énergie propre.  </w:t>
+        <w:t xml:space="preserve">La politique joue un rôle crucial. Des mécanismes efficaces tels que les engagements climatiques nationaux, la tarification du carbone et la suppression progressive des subventions aux combustibles fossiles sont indispensables pour accélérer le déploiement. Par exemple, les pays qui mettent en œuvre des tarifs de rachat ou des normes de portefeuille renouvelable ont constaté des augmentations considérables de la capacité en énergie propre.  </w:t>
       </w:r>
     </w:p>
     <w:p>
       <w:r>
-        <w:t xml:space="preserve">Les stratégies industrielles sont tout aussi importantes. La montée en puissance des innovations nécessite des partenariats stratégiques—entre startups, investisseurs et décideurs—soutenus par des politiques favorables et un financement mixte. Cette approche est vitale dans les régions où les lacunes de financement et les barrières techniques freinent les progrès.  </w:t>
+        <w:t xml:space="preserve">Les stratégies industrielles sont tout aussi importantes. La montée en puissance des innovations nécessite des partenariats stratégiques—entre startups, investisseurs et décideurs—soutenus par des politiques facilitantes et un financement mixte. Cette approche est vitale dans les régions où les lacunes de financement et les barrières techniques freinent les progrès.  </w:t>
       </w:r>
     </w:p>
     <w:p>
@@ -24,7 +24,7 @@
     </w:p>
     <w:p>
       <w:r>
-        <w:t>Dans l’ensemble, ce chapitre a montré que la transition énergétique est un effort collectif—piloté par la politique, l’innovation et une action inclusive. Les choix faits aujourd’hui détermineront si cette transition sera équitable, résiliente et durable pour tous. Il est temps de transformer la connaissance en action.</w:t>
+        <w:t>Dans l’ensemble, ce chapitre a montré que la transition énergétique est un effort collectif—guidé par la politique, l’innovation et une action inclusive. Les choix faits aujourd’hui détermineront si cette transition sera équitable, résiliente et durable pour tous. Il est temps de transformer la connaissance en action.</w:t>
       </w:r>
     </w:p>
     <w:sectPr>
